--- a/informe-tecnico.docx
+++ b/informe-tecnico.docx
@@ -174,7 +174,6 @@
         <w:rPr>
           <w:lang w:val="es-CL"/>
         </w:rPr>
-        <w:br w:type="page"/>
       </w:r>
     </w:p>
     <w:p>
@@ -188,7 +187,6 @@
         <w:rPr>
           <w:lang w:val="es-CL"/>
         </w:rPr>
-        <w:lastRenderedPageBreak/>
         <w:t>A. ANÁLISIS DEL CASO ORGANIZACIONAL</w:t>
       </w:r>
     </w:p>
@@ -837,7 +835,6 @@
         <w:rPr>
           <w:lang w:val="es-CL"/>
         </w:rPr>
-        <w:lastRenderedPageBreak/>
         <w:t xml:space="preserve">B. </w:t>
       </w:r>
       <w:r>
@@ -1624,7 +1621,6 @@
         <w:rPr>
           <w:lang w:val="es-CL"/>
         </w:rPr>
-        <w:lastRenderedPageBreak/>
         <w:t xml:space="preserve">El flujo completo se ejecuta en la función </w:t>
       </w:r>
       <w:proofErr w:type="spellStart"/>
@@ -2458,7 +2454,6 @@
         <w:rPr>
           <w:lang w:val="es-CL"/>
         </w:rPr>
-        <w:lastRenderedPageBreak/>
         <w:t>razonamiento (</w:t>
       </w:r>
       <w:proofErr w:type="spellStart"/>
@@ -3090,7 +3085,6 @@
         <w:rPr>
           <w:lang w:val="es-CL"/>
         </w:rPr>
-        <w:lastRenderedPageBreak/>
         <w:t>E.4 Limitaciones y Mitigaciones</w:t>
       </w:r>
     </w:p>
@@ -3310,322 +3304,169 @@
     <w:p>
       <w:pPr>
         <w:pStyle w:val="Ttulo1"/>
-        <w:rPr>
-          <w:lang w:val="es-CL"/>
-        </w:rPr>
       </w:pPr>
       <w:r>
-        <w:rPr>
-          <w:lang w:val="es-CL"/>
-        </w:rPr>
-        <w:t>F. CONCLUSIONES</w:t>
+        <w:t xml:space="preserve">F. DESPLIEGUE EN AWS (EC2)</w:t>
       </w:r>
     </w:p>
     <w:p>
       <w:pPr>
-        <w:rPr>
-          <w:lang w:val="es-CL"/>
-        </w:rPr>
+        <w:pStyle w:val="Normal"/>
       </w:pPr>
       <w:r>
-        <w:rPr>
-          <w:lang w:val="es-CL"/>
-        </w:rPr>
-        <w:t xml:space="preserve">El desarrollo de </w:t>
-      </w:r>
-      <w:proofErr w:type="spellStart"/>
-      <w:r>
-        <w:rPr>
-          <w:lang w:val="es-CL"/>
-        </w:rPr>
-        <w:t>Chat_Con_IA</w:t>
-      </w:r>
-      <w:proofErr w:type="spellEnd"/>
-      <w:r>
-        <w:rPr>
-          <w:lang w:val="es-CL"/>
-        </w:rPr>
-        <w:t xml:space="preserve"> demuestra que es factible implementar un sistema de atención al cliente basado en IA para una pequeña empresa de vulcanización utilizando tecnologías accesibles como </w:t>
-      </w:r>
-      <w:proofErr w:type="spellStart"/>
-      <w:r>
-        <w:rPr>
-          <w:lang w:val="es-CL"/>
-        </w:rPr>
-        <w:t>GitHub</w:t>
-      </w:r>
-      <w:proofErr w:type="spellEnd"/>
-      <w:r>
-        <w:rPr>
-          <w:lang w:val="es-CL"/>
-        </w:rPr>
-        <w:t xml:space="preserve"> </w:t>
-      </w:r>
-      <w:proofErr w:type="spellStart"/>
-      <w:r>
-        <w:rPr>
-          <w:lang w:val="es-CL"/>
-        </w:rPr>
-        <w:t>Models</w:t>
-      </w:r>
-      <w:proofErr w:type="spellEnd"/>
-      <w:r>
-        <w:rPr>
-          <w:lang w:val="es-CL"/>
-        </w:rPr>
-        <w:t xml:space="preserve">, </w:t>
-      </w:r>
-      <w:proofErr w:type="spellStart"/>
-      <w:r>
-        <w:rPr>
-          <w:lang w:val="es-CL"/>
-        </w:rPr>
-        <w:t>LangCha</w:t>
-      </w:r>
-      <w:r>
-        <w:rPr>
-          <w:lang w:val="es-CL"/>
-        </w:rPr>
-        <w:t>in</w:t>
-      </w:r>
-      <w:proofErr w:type="spellEnd"/>
-      <w:r>
-        <w:rPr>
-          <w:lang w:val="es-CL"/>
-        </w:rPr>
-        <w:t xml:space="preserve"> y FAISS. El pipeline RAG implementado permite respuestas factuales y contextualizadas sobre servicios, precios y diagnósticos, mientras que las capas de seguridad y </w:t>
-      </w:r>
-      <w:proofErr w:type="spellStart"/>
-      <w:r>
-        <w:rPr>
-          <w:lang w:val="es-CL"/>
-        </w:rPr>
-        <w:t>observabilidad</w:t>
-      </w:r>
-      <w:proofErr w:type="spellEnd"/>
-      <w:r>
-        <w:rPr>
-          <w:lang w:val="es-CL"/>
-        </w:rPr>
-        <w:t xml:space="preserve"> garantizan un funcionamiento confiable y </w:t>
-      </w:r>
-      <w:proofErr w:type="spellStart"/>
-      <w:r>
-        <w:rPr>
-          <w:lang w:val="es-CL"/>
-        </w:rPr>
-        <w:t>monitoreable</w:t>
-      </w:r>
-      <w:proofErr w:type="spellEnd"/>
-      <w:r>
-        <w:rPr>
-          <w:lang w:val="es-CL"/>
-        </w:rPr>
-        <w:t>.</w:t>
-      </w:r>
-    </w:p>
-    <w:p>
-      <w:pPr>
-        <w:rPr>
-          <w:lang w:val="es-CL"/>
-        </w:rPr>
-      </w:pPr>
-      <w:r>
-        <w:rPr>
-          <w:lang w:val="es-CL"/>
-        </w:rPr>
-        <w:t>La comparación ent</w:t>
-      </w:r>
-      <w:r>
-        <w:rPr>
-          <w:lang w:val="es-CL"/>
-        </w:rPr>
-        <w:t xml:space="preserve">re técnicas de </w:t>
-      </w:r>
-      <w:proofErr w:type="spellStart"/>
-      <w:r>
-        <w:rPr>
-          <w:lang w:val="es-CL"/>
-        </w:rPr>
-        <w:t>prompting</w:t>
-      </w:r>
-      <w:proofErr w:type="spellEnd"/>
-      <w:r>
-        <w:rPr>
-          <w:lang w:val="es-CL"/>
-        </w:rPr>
-        <w:t xml:space="preserve"> —</w:t>
-      </w:r>
-      <w:proofErr w:type="spellStart"/>
-      <w:r>
-        <w:rPr>
-          <w:lang w:val="es-CL"/>
-        </w:rPr>
-        <w:t>zero-shot</w:t>
-      </w:r>
-      <w:proofErr w:type="spellEnd"/>
-      <w:r>
-        <w:rPr>
-          <w:lang w:val="es-CL"/>
-        </w:rPr>
-        <w:t xml:space="preserve">, </w:t>
-      </w:r>
-      <w:proofErr w:type="spellStart"/>
-      <w:r>
-        <w:rPr>
-          <w:lang w:val="es-CL"/>
-        </w:rPr>
-        <w:t>few-shot</w:t>
-      </w:r>
-      <w:proofErr w:type="spellEnd"/>
-      <w:r>
-        <w:rPr>
-          <w:lang w:val="es-CL"/>
-        </w:rPr>
-        <w:t xml:space="preserve"> y </w:t>
-      </w:r>
-      <w:proofErr w:type="spellStart"/>
-      <w:r>
-        <w:rPr>
-          <w:lang w:val="es-CL"/>
-        </w:rPr>
-        <w:t>chain</w:t>
-      </w:r>
-      <w:proofErr w:type="spellEnd"/>
-      <w:r>
-        <w:rPr>
-          <w:lang w:val="es-CL"/>
-        </w:rPr>
-        <w:t xml:space="preserve"> of </w:t>
-      </w:r>
-      <w:proofErr w:type="spellStart"/>
-      <w:r>
-        <w:rPr>
-          <w:lang w:val="es-CL"/>
-        </w:rPr>
-        <w:t>thought</w:t>
-      </w:r>
-      <w:proofErr w:type="spellEnd"/>
-      <w:r>
-        <w:rPr>
-          <w:lang w:val="es-CL"/>
-        </w:rPr>
-        <w:t xml:space="preserve">— reveló que </w:t>
-      </w:r>
-      <w:proofErr w:type="spellStart"/>
-      <w:r>
-        <w:rPr>
-          <w:lang w:val="es-CL"/>
-        </w:rPr>
-        <w:t>few-shot</w:t>
-      </w:r>
-      <w:proofErr w:type="spellEnd"/>
-      <w:r>
-        <w:rPr>
-          <w:lang w:val="es-CL"/>
-        </w:rPr>
-        <w:t xml:space="preserve"> mejora la precisión en dominios específicos y </w:t>
-      </w:r>
-      <w:proofErr w:type="spellStart"/>
-      <w:r>
-        <w:rPr>
-          <w:lang w:val="es-CL"/>
-        </w:rPr>
-        <w:t>CoT</w:t>
-      </w:r>
-      <w:proofErr w:type="spellEnd"/>
-      <w:r>
-        <w:rPr>
-          <w:lang w:val="es-CL"/>
-        </w:rPr>
-        <w:t xml:space="preserve"> es superior para tareas que requieren razonamiento </w:t>
-      </w:r>
-      <w:proofErr w:type="spellStart"/>
-      <w:r>
-        <w:rPr>
-          <w:lang w:val="es-CL"/>
-        </w:rPr>
-        <w:t>multilínea</w:t>
-      </w:r>
-      <w:proofErr w:type="spellEnd"/>
-      <w:r>
-        <w:rPr>
-          <w:lang w:val="es-CL"/>
-        </w:rPr>
-        <w:t>. La arquitectura modular facilita el mantenimiento y la es</w:t>
-      </w:r>
-      <w:r>
-        <w:rPr>
-          <w:lang w:val="es-CL"/>
-        </w:rPr>
-        <w:t>calabilidad futura del sistema.</w:t>
+        <w:t xml:space="preserve">El presente apartado documenta el proceso completo de despliegue del proyecto Chat_Con_IA en un servidor cloud utilizando Amazon Web Services (AWS), específicamente a través del programa AWS Academy Learner Lab. Se describen la infraestructura utilizada, la preparación del entorno, la configuración de variables sensibles, la puesta en marcha del servicio y los desafíos enfrentados durante el proceso.</w:t>
       </w:r>
     </w:p>
     <w:p>
       <w:pPr>
         <w:pStyle w:val="Ttulo2"/>
-        <w:rPr>
-          <w:lang w:val="es-CL"/>
-        </w:rPr>
       </w:pPr>
       <w:r>
-        <w:rPr>
-          <w:lang w:val="es-CL"/>
-        </w:rPr>
-        <w:t>F.1 Reflexión Personal</w:t>
+        <w:t xml:space="preserve">F.1 Infraestructura Utilizada</w:t>
       </w:r>
     </w:p>
     <w:p>
       <w:pPr>
-        <w:rPr>
-          <w:lang w:val="es-CL"/>
-        </w:rPr>
+        <w:pStyle w:val="Normal"/>
       </w:pPr>
       <w:r>
-        <w:rPr>
-          <w:i/>
-          <w:lang w:val="es-CL"/>
-        </w:rPr>
-        <w:t>[</w:t>
-      </w:r>
-      <w:r>
-        <w:rPr>
-          <w:i/>
-          <w:lang w:val="es-CL"/>
-        </w:rPr>
-        <w:t xml:space="preserve">Al principio no entendía nada, pero conforme iba avanzando en clases cada clase aprendía algo diferente y me interiorizaba en entender más  la inteligencia artificial, lo cual hasta ahora el casi final, eh aprendido muchas cosas y también eh creado mi primer proyecto llamado </w:t>
-      </w:r>
-      <w:proofErr w:type="spellStart"/>
-      <w:r>
-        <w:rPr>
-          <w:i/>
-          <w:lang w:val="es-CL"/>
-        </w:rPr>
-        <w:t>Chat_con_IA_Vulcanizadora</w:t>
-      </w:r>
-      <w:proofErr w:type="spellEnd"/>
-      <w:r>
-        <w:rPr>
-          <w:i/>
-          <w:lang w:val="es-CL"/>
-        </w:rPr>
-        <w:t>, un nombre bastante normal, lo deje de esta forma ya que personalmente me traerá nostalgia, y motivación, sobre un proyecto que eh creado, estoy</w:t>
-      </w:r>
-      <w:bookmarkStart w:id="0" w:name="_GoBack"/>
-      <w:bookmarkEnd w:id="0"/>
-      <w:r>
-        <w:rPr>
-          <w:i/>
-          <w:lang w:val="es-CL"/>
-        </w:rPr>
-        <w:t xml:space="preserve"> muy contento de ello y orgulloso sobre mi aprendizaje y trabajo</w:t>
-      </w:r>
-      <w:r>
-        <w:rPr>
-          <w:i/>
-          <w:lang w:val="es-CL"/>
-        </w:rPr>
-        <w:t>.]</w:t>
+        <w:t xml:space="preserve">El despliegue se realizó sobre la plataforma AWS Academy Learner Lab, la cual proporciona un entorno aislado y controlado para fines académicos con créditos gratuitos limitados. Se seleccionó una instancia EC2 de tipo t3.micro, la cual ofrece hasta 2 vCPUs y 1 GiB de memoria RAM, suficiente para los requerimientos de la aplicación Flask y el consumo del modelo de lenguaje a través de API externa. La imagen de sistema operativo utilizada fue Amazon Linux 2023, correspondiente a una distribución basada en Red Hat Enterprise Linux, optimizada para su ejecución en la infraestructura de AWS. La región elegida fue us-east-1 (Norte de Virginia).</w:t>
+      </w:r>
+    </w:p>
+    <w:p>
+      <w:pPr>
+        <w:pStyle w:val="Normal"/>
+      </w:pPr>
+      <w:r>
+        <w:t xml:space="preserve">En cuanto a la seguridad de red, se configuró un Security Group con las siguientes reglas de ingreso: puerto 22 (SSH) para la administración remota del servidor, puerto 80 (HTTP) para servir tráfico web estándar, puerto 443 (HTTPS) para conexiones seguras, y puerto 5000 para acceder directamente a la aplicación Flask durante las fases de prueba y depuración. Los cuatro puertos fueron configurados con origen 0.0.0.0/0, permitiendo el acceso desde cualquier dirección IP. Adicionalmente, se asignó una dirección Elastic IP a la instancia, garantizando que la URL pública del servidor se mantuviera estable incluso después de detener y reiniciar la instancia, ya que de otro modo la dirección IP pública cambiaría con cada reinicio.</w:t>
+      </w:r>
+    </w:p>
+    <w:p>
+      <w:pPr>
+        <w:pStyle w:val="Ttulo2"/>
+      </w:pPr>
+      <w:r>
+        <w:t xml:space="preserve">F.2 Preparación del Servidor</w:t>
+      </w:r>
+    </w:p>
+    <w:p>
+      <w:pPr>
+        <w:pStyle w:val="Normal"/>
+      </w:pPr>
+      <w:r>
+        <w:t xml:space="preserve">La conexión a la instancia se realizó de forma remota mediante el protocolo SSH, utilizando el par de claves (.pem) generado al momento de crear la instancia EC2. Desde una terminal del entorno local, se ejecutó el comando ssh con la clave privada y la dirección Elastic IP para establecer una sesión segura con el servidor remoto.</w:t>
+      </w:r>
+    </w:p>
+    <w:p>
+      <w:pPr>
+        <w:pStyle w:val="Normal"/>
+      </w:pPr>
+      <w:r>
+        <w:t xml:space="preserve">Una vez conectado, se procedió a la instalación de las dependencias del sistema necesarias para la ejecución del proyecto. Utilizando el gestor de paquetes dnf (propio de Amazon Linux 2023), se instalaron python3-pip, python3-devel y git. La instalación de python3-devel resultó necesaria para compilar ciertas dependencias nativas durante la instalación de paquetes Python.</w:t>
+      </w:r>
+    </w:p>
+    <w:p>
+      <w:pPr>
+        <w:pStyle w:val="Normal"/>
+      </w:pPr>
+      <w:r>
+        <w:t xml:space="preserve">Posteriormente, se clonó el repositorio del proyecto desde GitHub, utilizando la URL del repositorio Jesusjacv1/Chat_Con_ia. El clonado se realizó mediante HTTPS, sin necesidad de configurar claves SSH adicionales para la autenticación con GitHub, ya que el repositorio es de acceso público.</w:t>
+      </w:r>
+    </w:p>
+    <w:p>
+      <w:pPr>
+        <w:pStyle w:val="Normal"/>
+      </w:pPr>
+      <w:r>
+        <w:t xml:space="preserve">Para la instalación de las dependencias Python, se analizó el archivo requirements.txt original del proyecto. Se observó que dicho archivo incluía una serie de librerías relacionadas con LangChain (langchain, langchain-openai, langchain-community, langsmith, langgraph) que no son utilizadas directamente por el archivo principal app.py, el cual constituye la aplicación Flask que se despliega en el servidor. Por consiguiente, se optó por instalar únicamente las dependencias mínimas requeridas para el funcionamiento de app.py: flask, openai y python-dotenv. Esta decisión permitió reducir el tiempo de instalación, el espacio en disco y la superficie de vulnerabilidades del servidor.</w:t>
+      </w:r>
+    </w:p>
+    <w:p>
+      <w:pPr>
+        <w:pStyle w:val="Ttulo2"/>
+      </w:pPr>
+      <w:r>
+        <w:t xml:space="preserve">F.3 Configuración de Variables de Entorno</w:t>
+      </w:r>
+    </w:p>
+    <w:p>
+      <w:pPr>
+        <w:pStyle w:val="Normal"/>
+      </w:pPr>
+      <w:r>
+        <w:t xml:space="preserve">La aplicación requiere diversas variables de entorno para su correcto funcionamiento, incluyendo credenciales de API (GITHUB_TOKEN, OPENAI_BASE_URL), credenciales de LangSmith para trazabilidad (LANGSMITH_API_KEY, LANGSMITH_TRACING, LANGSMITH_PROJECT) y credenciales de correo electrónico para el envío de reportes (GMAIL_USER, GMAIL_APP_PASSWORD, EMAIL_DESTINO). Para gestionar estas variables, se creó un archivo .env en el servidor.</w:t>
+      </w:r>
+    </w:p>
+    <w:p>
+      <w:pPr>
+        <w:pStyle w:val="Normal"/>
+      </w:pPr>
+      <w:r>
+        <w:t xml:space="preserve">La transferencia del archivo .env se realizó mediante el comando scp desde el entorno local hacia la instancia EC2. Esta metodología se adoptó como buena práctica para evitar errores de codificación de caracteres y problemas de formato que pudieran surgir al editar el archivo directamente a través de la terminal SSH, especialmente considerando que el archivo contiene caracteres especiales y valores sensibles que deben mantenerse íntegros.</w:t>
+      </w:r>
+    </w:p>
+    <w:p>
+      <w:pPr>
+        <w:pStyle w:val="Ttulo2"/>
+      </w:pPr>
+      <w:r>
+        <w:t xml:space="preserve">F.4 Puesta en Marcha y Persistencia del Servicio</w:t>
+      </w:r>
+    </w:p>
+    <w:p>
+      <w:pPr>
+        <w:pStyle w:val="Normal"/>
+      </w:pPr>
+      <w:r>
+        <w:t xml:space="preserve">Inicialmente, se realizó una ejecución manual de la aplicación Flask para verificar su correcto funcionamiento en el entorno del servidor. Se ejecutó app.py con Python, configurando el parámetro host con el valor 0.0.0.0 para que la aplicación escuchara en todas las interfaces de red, permitiendo así el acceso a través de la IP pública asignada a la instancia. Durante esta fase se comprobó que los endpoints de la API (/, /chat, /metricas, /enviar-reporte) respondieran correctamente.</w:t>
+      </w:r>
+    </w:p>
+    <w:p>
+      <w:pPr>
+        <w:pStyle w:val="Normal"/>
+      </w:pPr>
+      <w:r>
+        <w:t xml:space="preserve">Una vez verificada la operación manual, se procedió a configurar la persistencia del servicio mediante systemd, el sistema de inicio y supervisión de servicios de Linux. Se creó el archivo de unidad /etc/systemd/system/vulcanizadora.service con la configuración necesaria para ejecutar la aplicación Flask como un servicio administrado por el sistema. La directiva Restart=always se incluyó para garantizar que el servicio se reinicie automáticamente ante cualquier fallo o terminación inesperada del proceso.</w:t>
+      </w:r>
+    </w:p>
+    <w:p>
+      <w:pPr>
+        <w:pStyle w:val="Normal"/>
+      </w:pPr>
+      <w:r>
+        <w:t xml:space="preserve">Finalmente, se habilitó el servicio mediante systemctl enable, lo que asegura que la aplicación se inicie automáticamente al arrancar la instancia EC2. De esta forma, incluso ante reinicios programados o no programados del servidor, el servicio de Chat_Con_IA se restablece sin intervención manual.</w:t>
+      </w:r>
+    </w:p>
+    <w:p>
+      <w:pPr>
+        <w:pStyle w:val="Ttulo2"/>
+      </w:pPr>
+      <w:r>
+        <w:t xml:space="preserve">F.5 Desafíos y Soluciones</w:t>
+      </w:r>
+    </w:p>
+    <w:p>
+      <w:pPr>
+        <w:pStyle w:val="Normal"/>
+      </w:pPr>
+      <w:r>
+        <w:t xml:space="preserve">Uno de los principales desafíos identificados durante el despliegue corresponde a las limitaciones propias del entorno AWS Academy Learner Lab. Este programa, diseñado para fines educativos, impone un límite de tiempo de sesión, tras el cual los recursos asociados al laboratorio se detienen automáticamente y se pierde la conectividad con la instancia. Como consecuencia, el servicio vulcanizadora.service se detiene junto con la instancia, y al reanudar la sesión de laboratorio es necesario verificar que el servicio se haya reiniciado correctamente gracias a la configuración de systemd.</w:t>
+      </w:r>
+    </w:p>
+    <w:p>
+      <w:pPr>
+        <w:pStyle w:val="Normal"/>
+      </w:pPr>
+      <w:r>
+        <w:t xml:space="preserve">Para mitigar este desafío, se implementaron las siguientes medidas: (a) la configuración de systemd con habilitación en el arranque (systemctl enable) asegura que el servicio se reactive automáticamente al iniciar la instancia; (b) la Elastic IP garantiza que la dirección pública permanezca constante entre sesiones, evitando tener que reconfigurar la conexión del cliente; y (c) se documentó el procedimiento de verificación post-reinicio para que el administrador pueda confirmar rápidamente que el servicio está operativo utilizando systemctl status vulcanizadora.service.</w:t>
+      </w:r>
+    </w:p>
+    <w:p>
+      <w:pPr>
+        <w:pStyle w:val="Normal"/>
+      </w:pPr>
+      <w:r>
+        <w:t xml:space="preserve">Otro desafío menor fue la diferencia entre las dependencias declaradas en requirements.txt y las realmente necesarias para la aplicación en producción. La solución consistió en realizar un análisis de imports del archivo app.py para identificar las dependencias estrictamente requeridas, instalando únicamente flask, openai y python-dotenv. Esto simplificó el entorno de ejecución y redujo el tiempo de instalación en el servidor.</w:t>
       </w:r>
     </w:p>
     <w:p>
@@ -3639,106 +3480,426 @@
         <w:rPr>
           <w:lang w:val="es-CL"/>
         </w:rPr>
-        <w:t>G. REFERENCIAS</w:t>
+        <w:t>G. CONCLUSIONES</w:t>
       </w:r>
     </w:p>
     <w:p>
-      <w:r>
-        <w:rPr>
-          <w:sz w:val="20"/>
-          <w:lang w:val="es-CL"/>
-        </w:rPr>
-        <w:t xml:space="preserve">1. </w:t>
+      <w:pPr>
+        <w:rPr>
+          <w:lang w:val="es-CL"/>
+        </w:rPr>
+      </w:pPr>
+      <w:r>
+        <w:rPr>
+          <w:lang w:val="es-CL"/>
+        </w:rPr>
+        <w:t xml:space="preserve">El desarrollo de </w:t>
       </w:r>
       <w:proofErr w:type="spellStart"/>
       <w:r>
         <w:rPr>
-          <w:sz w:val="20"/>
-          <w:lang w:val="es-CL"/>
-        </w:rPr>
-        <w:t>OpenAI</w:t>
+          <w:lang w:val="es-CL"/>
+        </w:rPr>
+        <w:t>Chat_Con_IA</w:t>
       </w:r>
       <w:proofErr w:type="spellEnd"/>
       <w:r>
         <w:rPr>
-          <w:sz w:val="20"/>
-          <w:lang w:val="es-CL"/>
-        </w:rPr>
-        <w:t xml:space="preserve">. (2025). GPT-4.1: </w:t>
+          <w:lang w:val="es-CL"/>
+        </w:rPr>
+        <w:t xml:space="preserve"> demuestra que es factible implementar un sistema de atención al cliente basado en IA para una pequeña empresa de vulcanización utilizando tecnologías accesibles como </w:t>
       </w:r>
       <w:proofErr w:type="spellStart"/>
       <w:r>
         <w:rPr>
-          <w:sz w:val="20"/>
-          <w:lang w:val="es-CL"/>
-        </w:rPr>
-        <w:t>Model</w:t>
+          <w:lang w:val="es-CL"/>
+        </w:rPr>
+        <w:t>GitHub</w:t>
       </w:r>
       <w:proofErr w:type="spellEnd"/>
       <w:r>
         <w:rPr>
-          <w:sz w:val="20"/>
-          <w:lang w:val="es-CL"/>
-        </w:rPr>
-        <w:t xml:space="preserve"> Reference. </w:t>
+          <w:lang w:val="es-CL"/>
+        </w:rPr>
+        <w:t xml:space="preserve"> </w:t>
       </w:r>
       <w:proofErr w:type="spellStart"/>
       <w:r>
         <w:rPr>
-          <w:sz w:val="20"/>
-        </w:rPr>
-        <w:t>OpenAI</w:t>
+          <w:lang w:val="es-CL"/>
+        </w:rPr>
+        <w:t>Models</w:t>
       </w:r>
       <w:proofErr w:type="spellEnd"/>
       <w:r>
         <w:rPr>
-          <w:sz w:val="20"/>
-        </w:rPr>
-        <w:t xml:space="preserve"> Documentation. https://platform.openai.com/docs/models/gpt-4-1</w:t>
+          <w:lang w:val="es-CL"/>
+        </w:rPr>
+        <w:t xml:space="preserve">, </w:t>
+      </w:r>
+      <w:proofErr w:type="spellStart"/>
+      <w:r>
+        <w:rPr>
+          <w:lang w:val="es-CL"/>
+        </w:rPr>
+        <w:t>LangCha</w:t>
+      </w:r>
+      <w:r>
+        <w:rPr>
+          <w:lang w:val="es-CL"/>
+        </w:rPr>
+        <w:t>in</w:t>
+      </w:r>
+      <w:proofErr w:type="spellEnd"/>
+      <w:r>
+        <w:rPr>
+          <w:lang w:val="es-CL"/>
+        </w:rPr>
+        <w:t xml:space="preserve"> y FAISS. El pipeline RAG implementado permite respuestas factuales y contextualizadas sobre servicios, precios y diagnósticos, mientras que las capas de seguridad y </w:t>
+      </w:r>
+      <w:proofErr w:type="spellStart"/>
+      <w:r>
+        <w:rPr>
+          <w:lang w:val="es-CL"/>
+        </w:rPr>
+        <w:t>observabilidad</w:t>
+      </w:r>
+      <w:proofErr w:type="spellEnd"/>
+      <w:r>
+        <w:rPr>
+          <w:lang w:val="es-CL"/>
+        </w:rPr>
+        <w:t xml:space="preserve"> garantizan un funcionamiento confiable y </w:t>
+      </w:r>
+      <w:proofErr w:type="spellStart"/>
+      <w:r>
+        <w:rPr>
+          <w:lang w:val="es-CL"/>
+        </w:rPr>
+        <w:t>monitoreable</w:t>
+      </w:r>
+      <w:proofErr w:type="spellEnd"/>
+      <w:r>
+        <w:rPr>
+          <w:lang w:val="es-CL"/>
+        </w:rPr>
+        <w:t>.</w:t>
       </w:r>
     </w:p>
     <w:p>
-      <w:r>
-        <w:rPr>
-          <w:sz w:val="20"/>
-        </w:rPr>
-        <w:t>2. LangChain, Inc. (2025). LangChain Documentation: Building Applications with LLMs. h</w:t>
-      </w:r>
-      <w:r>
-        <w:rPr>
-          <w:sz w:val="20"/>
-        </w:rPr>
-        <w:t>ttps://docs.langchain.com</w:t>
+      <w:pPr>
+        <w:rPr>
+          <w:lang w:val="es-CL"/>
+        </w:rPr>
+      </w:pPr>
+      <w:r>
+        <w:rPr>
+          <w:lang w:val="es-CL"/>
+        </w:rPr>
+        <w:t>La comparación ent</w:t>
+      </w:r>
+      <w:r>
+        <w:rPr>
+          <w:lang w:val="es-CL"/>
+        </w:rPr>
+        <w:t xml:space="preserve">re técnicas de </w:t>
+      </w:r>
+      <w:proofErr w:type="spellStart"/>
+      <w:r>
+        <w:rPr>
+          <w:lang w:val="es-CL"/>
+        </w:rPr>
+        <w:t>prompting</w:t>
+      </w:r>
+      <w:proofErr w:type="spellEnd"/>
+      <w:r>
+        <w:rPr>
+          <w:lang w:val="es-CL"/>
+        </w:rPr>
+        <w:t xml:space="preserve"> —</w:t>
+      </w:r>
+      <w:proofErr w:type="spellStart"/>
+      <w:r>
+        <w:rPr>
+          <w:lang w:val="es-CL"/>
+        </w:rPr>
+        <w:t>zero-shot</w:t>
+      </w:r>
+      <w:proofErr w:type="spellEnd"/>
+      <w:r>
+        <w:rPr>
+          <w:lang w:val="es-CL"/>
+        </w:rPr>
+        <w:t xml:space="preserve">, </w:t>
+      </w:r>
+      <w:proofErr w:type="spellStart"/>
+      <w:r>
+        <w:rPr>
+          <w:lang w:val="es-CL"/>
+        </w:rPr>
+        <w:t>few-shot</w:t>
+      </w:r>
+      <w:proofErr w:type="spellEnd"/>
+      <w:r>
+        <w:rPr>
+          <w:lang w:val="es-CL"/>
+        </w:rPr>
+        <w:t xml:space="preserve"> y </w:t>
+      </w:r>
+      <w:proofErr w:type="spellStart"/>
+      <w:r>
+        <w:rPr>
+          <w:lang w:val="es-CL"/>
+        </w:rPr>
+        <w:t>chain</w:t>
+      </w:r>
+      <w:proofErr w:type="spellEnd"/>
+      <w:r>
+        <w:rPr>
+          <w:lang w:val="es-CL"/>
+        </w:rPr>
+        <w:t xml:space="preserve"> of </w:t>
+      </w:r>
+      <w:proofErr w:type="spellStart"/>
+      <w:r>
+        <w:rPr>
+          <w:lang w:val="es-CL"/>
+        </w:rPr>
+        <w:t>thought</w:t>
+      </w:r>
+      <w:proofErr w:type="spellEnd"/>
+      <w:r>
+        <w:rPr>
+          <w:lang w:val="es-CL"/>
+        </w:rPr>
+        <w:t xml:space="preserve">— reveló que </w:t>
+      </w:r>
+      <w:proofErr w:type="spellStart"/>
+      <w:r>
+        <w:rPr>
+          <w:lang w:val="es-CL"/>
+        </w:rPr>
+        <w:t>few-shot</w:t>
+      </w:r>
+      <w:proofErr w:type="spellEnd"/>
+      <w:r>
+        <w:rPr>
+          <w:lang w:val="es-CL"/>
+        </w:rPr>
+        <w:t xml:space="preserve"> mejora la precisión en dominios específicos y </w:t>
+      </w:r>
+      <w:proofErr w:type="spellStart"/>
+      <w:r>
+        <w:rPr>
+          <w:lang w:val="es-CL"/>
+        </w:rPr>
+        <w:t>CoT</w:t>
+      </w:r>
+      <w:proofErr w:type="spellEnd"/>
+      <w:r>
+        <w:rPr>
+          <w:lang w:val="es-CL"/>
+        </w:rPr>
+        <w:t xml:space="preserve"> es superior para tareas que requieren razonamiento </w:t>
+      </w:r>
+      <w:proofErr w:type="spellStart"/>
+      <w:r>
+        <w:rPr>
+          <w:lang w:val="es-CL"/>
+        </w:rPr>
+        <w:t>multilínea</w:t>
+      </w:r>
+      <w:proofErr w:type="spellEnd"/>
+      <w:r>
+        <w:rPr>
+          <w:lang w:val="es-CL"/>
+        </w:rPr>
+        <w:t>. La arquitectura modular facilita el mantenimiento y la es</w:t>
+      </w:r>
+      <w:r>
+        <w:rPr>
+          <w:lang w:val="es-CL"/>
+        </w:rPr>
+        <w:t>calabilidad futura del sistema.</w:t>
       </w:r>
     </w:p>
     <w:p>
-      <w:r>
-        <w:rPr>
-          <w:sz w:val="20"/>
-        </w:rPr>
-        <w:t>3. GitHub, Inc. (2025). GitHub Models: AI Model Inference. GitHub Docs. https://docs.github.com/en/github-models</w:t>
+      <w:pPr>
+        <w:pStyle w:val="Ttulo2"/>
+        <w:rPr>
+          <w:lang w:val="es-CL"/>
+        </w:rPr>
+      </w:pPr>
+      <w:r>
+        <w:rPr>
+          <w:lang w:val="es-CL"/>
+        </w:rPr>
+        <w:t>G.1 Reflexión Personal</w:t>
       </w:r>
     </w:p>
     <w:p>
-      <w:r>
-        <w:rPr>
-          <w:sz w:val="20"/>
-        </w:rPr>
-        <w:t>4. Lewis, P., Perez, E., Piktus, A., Petroni, F., Karpukhin, V., Goyal, N., ... &amp; Riedel, S. (2020). Retrieval-Augmen</w:t>
-      </w:r>
-      <w:r>
-        <w:rPr>
-          <w:sz w:val="20"/>
-        </w:rPr>
-        <w:t>ted Generation for Knowledge-Intensive NLP Tasks. Advances in Neural Information Processing Systems, 33, 9459–9474.</w:t>
+      <w:pPr>
+        <w:rPr>
+          <w:lang w:val="es-CL"/>
+        </w:rPr>
+      </w:pPr>
+      <w:r>
+        <w:rPr>
+          <w:i/>
+          <w:lang w:val="es-CL"/>
+        </w:rPr>
+        <w:t>[</w:t>
+      </w:r>
+      <w:r>
+        <w:rPr>
+          <w:i/>
+          <w:lang w:val="es-CL"/>
+        </w:rPr>
+        <w:t xml:space="preserve">Al principio no entendía nada, pero conforme iba avanzando en clases cada clase aprendía algo diferente y me interiorizaba en entender más  la inteligencia artificial, lo cual hasta ahora el casi final, eh aprendido muchas cosas y también eh creado mi primer proyecto llamado </w:t>
+      </w:r>
+      <w:proofErr w:type="spellStart"/>
+      <w:r>
+        <w:rPr>
+          <w:i/>
+          <w:lang w:val="es-CL"/>
+        </w:rPr>
+        <w:t>Chat_con_IA_Vulcanizadora</w:t>
+      </w:r>
+      <w:proofErr w:type="spellEnd"/>
+      <w:r>
+        <w:rPr>
+          <w:i/>
+          <w:lang w:val="es-CL"/>
+        </w:rPr>
+        <w:t>, un nombre bastante normal, lo deje de esta forma ya que personalmente me traerá nostalgia, y motivación, sobre un proyecto que eh creado, estoy</w:t>
+      </w:r>
+      <w:bookmarkStart w:id="0" w:name="_GoBack"/>
+      <w:bookmarkEnd w:id="0"/>
+      <w:r>
+        <w:rPr>
+          <w:i/>
+          <w:lang w:val="es-CL"/>
+        </w:rPr>
+        <w:t xml:space="preserve"> muy contento de ello y orgulloso sobre mi aprendizaje y trabajo</w:t>
+      </w:r>
+      <w:r>
+        <w:rPr>
+          <w:i/>
+          <w:lang w:val="es-CL"/>
+        </w:rPr>
+        <w:t>.]</w:t>
       </w:r>
     </w:p>
     <w:p>
+      <w:pPr>
+        <w:pStyle w:val="Ttulo1"/>
+        <w:rPr>
+          <w:lang w:val="es-CL"/>
+        </w:rPr>
+      </w:pPr>
+      <w:r>
+        <w:rPr>
+          <w:lang w:val="es-CL"/>
+        </w:rPr>
+        <w:t>H. REFERENCIAS</w:t>
+      </w:r>
+    </w:p>
+    <w:p>
       <w:r>
         <w:rPr>
           <w:sz w:val="20"/>
-        </w:rPr>
-        <w:lastRenderedPageBreak/>
+          <w:lang w:val="es-CL"/>
+        </w:rPr>
+        <w:t xml:space="preserve">1. </w:t>
+      </w:r>
+      <w:proofErr w:type="spellStart"/>
+      <w:r>
+        <w:rPr>
+          <w:sz w:val="20"/>
+          <w:lang w:val="es-CL"/>
+        </w:rPr>
+        <w:t>OpenAI</w:t>
+      </w:r>
+      <w:proofErr w:type="spellEnd"/>
+      <w:r>
+        <w:rPr>
+          <w:sz w:val="20"/>
+          <w:lang w:val="es-CL"/>
+        </w:rPr>
+        <w:t xml:space="preserve">. (2025). GPT-4.1: </w:t>
+      </w:r>
+      <w:proofErr w:type="spellStart"/>
+      <w:r>
+        <w:rPr>
+          <w:sz w:val="20"/>
+          <w:lang w:val="es-CL"/>
+        </w:rPr>
+        <w:t>Model</w:t>
+      </w:r>
+      <w:proofErr w:type="spellEnd"/>
+      <w:r>
+        <w:rPr>
+          <w:sz w:val="20"/>
+          <w:lang w:val="es-CL"/>
+        </w:rPr>
+        <w:t xml:space="preserve"> Reference. </w:t>
+      </w:r>
+      <w:proofErr w:type="spellStart"/>
+      <w:r>
+        <w:rPr>
+          <w:sz w:val="20"/>
+        </w:rPr>
+        <w:t>OpenAI</w:t>
+      </w:r>
+      <w:proofErr w:type="spellEnd"/>
+      <w:r>
+        <w:rPr>
+          <w:sz w:val="20"/>
+        </w:rPr>
+        <w:t xml:space="preserve"> Documentation. https://platform.openai.com/docs/models/gpt-4-1</w:t>
+      </w:r>
+    </w:p>
+    <w:p>
+      <w:r>
+        <w:rPr>
+          <w:sz w:val="20"/>
+        </w:rPr>
+        <w:t>2. LangChain, Inc. (2025). LangChain Documentation: Building Applications with LLMs. h</w:t>
+      </w:r>
+      <w:r>
+        <w:rPr>
+          <w:sz w:val="20"/>
+        </w:rPr>
+        <w:t>ttps://docs.langchain.com</w:t>
+      </w:r>
+    </w:p>
+    <w:p>
+      <w:r>
+        <w:rPr>
+          <w:sz w:val="20"/>
+        </w:rPr>
+        <w:t>3. GitHub, Inc. (2025). GitHub Models: AI Model Inference. GitHub Docs. https://docs.github.com/en/github-models</w:t>
+      </w:r>
+    </w:p>
+    <w:p>
+      <w:r>
+        <w:rPr>
+          <w:sz w:val="20"/>
+        </w:rPr>
+        <w:t>4. Lewis, P., Perez, E., Piktus, A., Petroni, F., Karpukhin, V., Goyal, N., ... &amp; Riedel, S. (2020). Retrieval-Augmen</w:t>
+      </w:r>
+      <w:r>
+        <w:rPr>
+          <w:sz w:val="20"/>
+        </w:rPr>
+        <w:t>ted Generation for Knowledge-Intensive NLP Tasks. Advances in Neural Information Processing Systems, 33, 9459–9474.</w:t>
+      </w:r>
+    </w:p>
+    <w:p>
+      <w:r>
+        <w:rPr>
+          <w:sz w:val="20"/>
+        </w:rPr>
         <w:t>5. Wei, J., Wang, X., Schuurmans, D., Bosma, M., Ichter, B., Xia, F., ... &amp; Zhou, D. (2022). Chain-of-Thought Prompting Elicits Reasoning in</w:t>
       </w:r>
       <w:r>
